--- a/downloads/resources/faculty-game-overview-guide.docx
+++ b/downloads/resources/faculty-game-overview-guide.docx
@@ -55,6 +55,10 @@
         <w:spacing w:after="80"/>
       </w:pPr>
       <w:r>
+        <w:rPr>
+          <w:color w:val="000000"/>
+          <w:u w:val="none"/>
+        </w:rPr>
         <w:t>Faculty Game Overview Guide</w:t>
       </w:r>
     </w:p>
@@ -94,7 +98,7 @@
           </w:tcPr>
           <w:p>
             <w:r>
-              <w:t>Current architecture: Composer-generated games are self-contained browser HTML files. Official themes and optional faculty images are embedded in the package; Concept Review routing is embedded in the game, while the PDFs stay in the Mastery Quests web library. Progress and run data stay in local browser storage and are not automatically sent to Mastery Quests.</w:t>
+              <w:t>Current architecture: Composer-generated games are self-contained browser HTML files. Official themes and optional faculty images are embedded in the package; Concept Review routing is embedded in the game, while the PDFs stay in the Mastery Quests web library. Remote collection is OFF by default; optional operational builds require explicit faculty configuration.</w:t>
             </w:r>
           </w:p>
         </w:tc>
@@ -928,15 +932,7 @@
         <w:ind w:left="360" w:hanging="173"/>
       </w:pPr>
       <w:r>
-        <w:rPr>
-          <w:rFonts w:ascii="Aptos" w:hAnsi="Aptos"/>
-          <w:color w:val="0A172A"/>
-          <w:sz w:val="21"/>
-        </w:rPr>
-        <w:t>Composer-generated games do not request a school email and do not automatically transmit gameplay data to a Mastery Quests server.</w:t>
-      </w:r>
-      <w:r>
-        <w:t xml:space="preserve"> Separate classroom research builds may collect anonymous measurements; use their course or study notice instead of assuming the public workflow.</w:t>
+        <w:t>Public polished games and the free manual template keep progress and activity data in the browser. Remote anonymous telemetry is OFF by default. The Composer offers an explicit optional operational telemetry build; operational telemetry is not research by default. Application telemetry does not intentionally include names, email addresses, LMS account identifiers, university identifiers or free-text responses. Learners choose whether to share local downloads through the course workflow.</w:t>
       </w:r>
     </w:p>
     <w:p>
@@ -1246,7 +1242,7 @@
     </w:p>
     <w:p>
       <w:r>
-        <w:t>Current online guidance: https://masteryquests.org/how-to/composer/ | Learning outcomes: https://masteryquests.org/how-to/learning-outcomes/ | Data interpretation: https://masteryquests.org/how-to/telemetry-data-dictionary/</w:t>
+        <w:t>Current guidance: https://masteryquests.org/how-to/composer/ | Learning outcomes: https://masteryquests.org/how-to/learning-outcomes/ | Manual authoring and validation: https://masteryquests.org/downloads/resources/manual-faculty-guide.html</w:t>
       </w:r>
     </w:p>
     <w:sectPr>
@@ -2013,16 +2009,13 @@
     <w:qFormat/>
     <w:rsid w:val="00FC693F"/>
     <w:pPr>
-      <w:pBdr>
-        <w:bottom w:val="single" w:sz="8" w:space="4" w:color="4F81BD" w:themeColor="accent1"/>
-      </w:pBdr>
       <w:spacing w:after="300" w:line="240" w:lineRule="auto"/>
       <w:contextualSpacing/>
     </w:pPr>
     <w:rPr>
       <w:rFonts w:asciiTheme="majorHAnsi" w:eastAsiaTheme="majorEastAsia" w:hAnsiTheme="majorHAnsi" w:cstheme="majorBidi" w:ascii="Aptos" w:hAnsi="Aptos"/>
       <w:b/>
-      <w:color w:val="062454"/>
+      <w:color w:val="000000"/>
       <w:spacing w:val="5"/>
       <w:kern w:val="28"/>
       <w:sz w:val="54"/>

--- a/downloads/resources/faculty-game-overview-guide.docx
+++ b/downloads/resources/faculty-game-overview-guide.docx
@@ -98,7 +98,7 @@
           </w:tcPr>
           <w:p>
             <w:r>
-              <w:t>Current architecture: Composer-generated games are self-contained browser HTML files. Official themes and optional faculty images are embedded in the package; Concept Review routing is embedded in the game, while the PDFs stay in the Mastery Quests web library. Remote collection is OFF by default; optional operational builds require explicit faculty configuration.</w:t>
+              <w:t>Composer packages include a uniquely named self-contained game, an index.html launcher, and a publish.html embed helper. Questions, runtime logic, and artwork are embedded; Concept Review PDFs stay in the web library. Remote collection is OFF by default; optional operational builds require explicit faculty configuration.</w:t>
             </w:r>
           </w:p>
         </w:tc>
@@ -928,6 +928,22 @@
     <w:p>
       <w:pPr>
         <w:pStyle w:val="ListBullet"/>
+      </w:pPr>
+      <w:r>
+        <w:t>Composer games have separate Game IDs so unrelated games do not share progress. Import the saved recipe to update the same game. Each download has a new Build ID and a new versioned link; replace the course link or Canvas embed when publishing it.</w:t>
+      </w:r>
+    </w:p>
+    <w:p>
+      <w:pPr>
+        <w:pStyle w:val="ListBullet"/>
+      </w:pPr>
+      <w:r>
+        <w:t>Compatible updates can retain saves in the same browser and storage context. Changes to questions, graphs, or checkpoint routes use separate saves. Keep the original game available for its earlier saves; legacy recipes receive a new Game ID. Do not clear browser storage to troubleshoot an older published version.</w:t>
+      </w:r>
+    </w:p>
+    <w:p>
+      <w:pPr>
+        <w:pStyle w:val="ListBullet"/>
         <w:spacing w:after="50"/>
         <w:ind w:left="360" w:hanging="173"/>
       </w:pPr>
@@ -1242,7 +1258,7 @@
     </w:p>
     <w:p>
       <w:r>
-        <w:t>Current guidance: https://masteryquests.org/how-to/composer/ | Learning outcomes: https://masteryquests.org/how-to/learning-outcomes/ | Manual authoring and validation: https://masteryquests.org/downloads/resources/manual-faculty-guide.html</w:t>
+        <w:t>Current guidance: https://masteryquests.org/how-to/composer/ | Publishing and updates: https://masteryquests.org/how-to/canvas/ | Learning outcomes: https://masteryquests.org/how-to/learning-outcomes/</w:t>
       </w:r>
     </w:p>
     <w:sectPr>
